--- a/Основы алгоритмизации и программирования/условные конструкции.docx
+++ b/Основы алгоритмизации и программирования/условные конструкции.docx
@@ -2,29 +2,853 @@
 <file path=word/document.xml><?xml version="1.0" encoding="utf-8"?>
 <w:document xmlns:ve="http://schemas.openxmlformats.org/markup-compatibility/2006" xmlns:o="urn:schemas-microsoft-com:office:office" xmlns:r="http://schemas.openxmlformats.org/officeDocument/2006/relationships" xmlns:m="http://schemas.openxmlformats.org/officeDocument/2006/math" xmlns:v="urn:schemas-microsoft-com:vml" xmlns:wp="http://schemas.openxmlformats.org/drawingml/2006/wordprocessingDrawing" xmlns:w10="urn:schemas-microsoft-com:office:word" xmlns:w="http://schemas.openxmlformats.org/wordprocessingml/2006/main" xmlns:wne="http://schemas.microsoft.com/office/word/2006/wordml">
   <w:body>
+    <w:tbl>
+      <w:tblPr>
+        <w:tblStyle w:val="a3"/>
+        <w:tblW w:w="5000" w:type="pct"/>
+        <w:tblBorders>
+          <w:top w:val="none" w:sz="0" w:space="0" w:color="auto"/>
+          <w:left w:val="none" w:sz="0" w:space="0" w:color="auto"/>
+          <w:bottom w:val="none" w:sz="0" w:space="0" w:color="auto"/>
+          <w:right w:val="none" w:sz="0" w:space="0" w:color="auto"/>
+          <w:insideH w:val="none" w:sz="0" w:space="0" w:color="auto"/>
+          <w:insideV w:val="none" w:sz="0" w:space="0" w:color="auto"/>
+        </w:tblBorders>
+        <w:tblLook w:val="04A0"/>
+      </w:tblPr>
+      <w:tblGrid>
+        <w:gridCol w:w="2347"/>
+        <w:gridCol w:w="7224"/>
+      </w:tblGrid>
+      <w:tr>
+        <w:tc>
+          <w:tcPr>
+            <w:tcW w:w="1226" w:type="pct"/>
+            <w:vMerge w:val="restart"/>
+            <w:hideMark/>
+          </w:tcPr>
+          <w:p>
+            <w:pPr>
+              <w:jc w:val="center"/>
+              <w:rPr>
+                <w:rFonts w:eastAsia="Calibri" w:cs="Times New Roman"/>
+                <w:szCs w:val="28"/>
+              </w:rPr>
+            </w:pPr>
+            <w:r>
+              <w:rPr>
+                <w:rFonts w:eastAsia="Times New Roman" w:cs="Times New Roman"/>
+                <w:b/>
+                <w:color w:val="34343C"/>
+                <w:szCs w:val="28"/>
+                <w:lang w:eastAsia="ru-RU"/>
+              </w:rPr>
+              <w:br w:type="page"/>
+            </w:r>
+            <w:r>
+              <w:rPr>
+                <w:rFonts w:eastAsia="Calibri" w:cs="Times New Roman"/>
+                <w:noProof/>
+                <w:szCs w:val="28"/>
+                <w:lang w:eastAsia="ru-RU"/>
+              </w:rPr>
+              <w:drawing>
+                <wp:inline distT="0" distB="0" distL="0" distR="0">
+                  <wp:extent cx="1350010" cy="1542415"/>
+                  <wp:effectExtent l="0" t="0" r="2540" b="635"/>
+                  <wp:docPr id="1" name="Рисунок 1"/>
+                  <wp:cNvGraphicFramePr>
+                    <a:graphicFrameLocks xmlns:a="http://schemas.openxmlformats.org/drawingml/2006/main" noChangeAspect="1"/>
+                  </wp:cNvGraphicFramePr>
+                  <a:graphic xmlns:a="http://schemas.openxmlformats.org/drawingml/2006/main">
+                    <a:graphicData uri="http://schemas.openxmlformats.org/drawingml/2006/picture">
+                      <pic:pic xmlns:pic="http://schemas.openxmlformats.org/drawingml/2006/picture">
+                        <pic:nvPicPr>
+                          <pic:cNvPr id="0" name="Рисунок 1"/>
+                          <pic:cNvPicPr>
+                            <a:picLocks noChangeAspect="1" noChangeArrowheads="1"/>
+                          </pic:cNvPicPr>
+                        </pic:nvPicPr>
+                        <pic:blipFill>
+                          <a:blip r:embed="rId5" cstate="print">
+                            <a:extLst>
+                              <a:ext uri="{28A0092B-C50C-407E-A947-70E740481C1C}">
+                                <a14:useLocalDpi xmlns:a14="http://schemas.microsoft.com/office/drawing/2010/main" xmlns:wps="http://schemas.microsoft.com/office/word/2010/wordprocessingShape" xmlns:wpi="http://schemas.microsoft.com/office/word/2010/wordprocessingInk" xmlns:wpg="http://schemas.microsoft.com/office/word/2010/wordprocessingGroup" xmlns:w14="http://schemas.microsoft.com/office/word/2010/wordml" xmlns:w="http://schemas.openxmlformats.org/wordprocessingml/2006/main" xmlns:w10="urn:schemas-microsoft-com:office:word" xmlns:wp14="http://schemas.microsoft.com/office/word/2010/wordprocessingDrawing" xmlns:v="urn:schemas-microsoft-com:vml" xmlns:o="urn:schemas-microsoft-com:office:office" xmlns:mc="http://schemas.openxmlformats.org/markup-compatibility/2006" xmlns:wpc="http://schemas.microsoft.com/office/word/2010/wordprocessingCanvas" xmlns="" xmlns:arto="http://schemas.microsoft.com/office/word/2006/arto" val="0"/>
+                              </a:ext>
+                            </a:extLst>
+                          </a:blip>
+                          <a:srcRect/>
+                          <a:stretch>
+                            <a:fillRect/>
+                          </a:stretch>
+                        </pic:blipFill>
+                        <pic:spPr bwMode="auto">
+                          <a:xfrm>
+                            <a:off x="0" y="0"/>
+                            <a:ext cx="1350010" cy="1542415"/>
+                          </a:xfrm>
+                          <a:prstGeom prst="rect">
+                            <a:avLst/>
+                          </a:prstGeom>
+                          <a:noFill/>
+                          <a:ln>
+                            <a:noFill/>
+                          </a:ln>
+                        </pic:spPr>
+                      </pic:pic>
+                    </a:graphicData>
+                  </a:graphic>
+                </wp:inline>
+              </w:drawing>
+            </w:r>
+          </w:p>
+        </w:tc>
+        <w:tc>
+          <w:tcPr>
+            <w:tcW w:w="3774" w:type="pct"/>
+          </w:tcPr>
+          <w:p>
+            <w:pPr>
+              <w:jc w:val="center"/>
+              <w:rPr>
+                <w:rFonts w:eastAsia="Calibri" w:cs="Times New Roman"/>
+                <w:b/>
+                <w:bCs/>
+                <w:szCs w:val="28"/>
+              </w:rPr>
+            </w:pPr>
+            <w:r>
+              <w:rPr>
+                <w:rFonts w:eastAsia="Calibri" w:cs="Times New Roman"/>
+                <w:b/>
+                <w:bCs/>
+                <w:szCs w:val="28"/>
+              </w:rPr>
+              <w:t>ДЕПАРТАМЕНТ ОБРАЗОВАНИЯ И НАУКИ</w:t>
+            </w:r>
+          </w:p>
+          <w:p>
+            <w:pPr>
+              <w:jc w:val="center"/>
+              <w:rPr>
+                <w:rFonts w:eastAsia="Calibri" w:cs="Times New Roman"/>
+                <w:b/>
+                <w:bCs/>
+                <w:szCs w:val="28"/>
+              </w:rPr>
+            </w:pPr>
+            <w:r>
+              <w:rPr>
+                <w:rFonts w:eastAsia="Calibri" w:cs="Times New Roman"/>
+                <w:b/>
+                <w:bCs/>
+                <w:szCs w:val="28"/>
+              </w:rPr>
+              <w:t>ГОРОДА МОСКВЫ</w:t>
+            </w:r>
+          </w:p>
+          <w:p>
+            <w:pPr>
+              <w:jc w:val="center"/>
+              <w:rPr>
+                <w:rFonts w:eastAsia="Calibri" w:cs="Times New Roman"/>
+                <w:b/>
+                <w:bCs/>
+                <w:szCs w:val="28"/>
+              </w:rPr>
+            </w:pPr>
+            <w:r>
+              <w:rPr>
+                <w:rFonts w:eastAsia="Calibri" w:cs="Times New Roman"/>
+                <w:b/>
+                <w:bCs/>
+                <w:szCs w:val="28"/>
+              </w:rPr>
+              <w:t>Государственное бюджетное профессиональное</w:t>
+            </w:r>
+          </w:p>
+          <w:p>
+            <w:pPr>
+              <w:jc w:val="center"/>
+              <w:rPr>
+                <w:rFonts w:eastAsia="Calibri" w:cs="Times New Roman"/>
+                <w:b/>
+                <w:bCs/>
+                <w:szCs w:val="28"/>
+              </w:rPr>
+            </w:pPr>
+            <w:r>
+              <w:rPr>
+                <w:rFonts w:eastAsia="Calibri" w:cs="Times New Roman"/>
+                <w:b/>
+                <w:bCs/>
+                <w:szCs w:val="28"/>
+              </w:rPr>
+              <w:t>образовательное учреждение города Москвы</w:t>
+            </w:r>
+          </w:p>
+          <w:p>
+            <w:pPr>
+              <w:jc w:val="center"/>
+              <w:rPr>
+                <w:rFonts w:eastAsia="Calibri" w:cs="Times New Roman"/>
+                <w:b/>
+                <w:bCs/>
+                <w:szCs w:val="28"/>
+              </w:rPr>
+            </w:pPr>
+            <w:r>
+              <w:rPr>
+                <w:rFonts w:eastAsia="Calibri" w:cs="Times New Roman"/>
+                <w:b/>
+                <w:bCs/>
+                <w:szCs w:val="28"/>
+              </w:rPr>
+              <w:t>«Колледж малого бизнеса № 4»</w:t>
+            </w:r>
+          </w:p>
+          <w:p>
+            <w:pPr>
+              <w:jc w:val="center"/>
+              <w:rPr>
+                <w:rFonts w:eastAsia="Calibri" w:cs="Times New Roman"/>
+                <w:szCs w:val="28"/>
+              </w:rPr>
+            </w:pPr>
+            <w:r>
+              <w:rPr>
+                <w:rFonts w:eastAsia="Calibri" w:cs="Times New Roman"/>
+                <w:szCs w:val="28"/>
+              </w:rPr>
+              <w:t>(ГБПОУ КМБ № 4)</w:t>
+            </w:r>
+          </w:p>
+          <w:p>
+            <w:pPr>
+              <w:jc w:val="center"/>
+              <w:rPr>
+                <w:rFonts w:eastAsia="Calibri" w:cs="Times New Roman"/>
+                <w:szCs w:val="28"/>
+              </w:rPr>
+            </w:pPr>
+          </w:p>
+        </w:tc>
+      </w:tr>
+      <w:tr>
+        <w:tc>
+          <w:tcPr>
+            <w:tcW w:w="0" w:type="auto"/>
+            <w:vMerge/>
+            <w:vAlign w:val="center"/>
+            <w:hideMark/>
+          </w:tcPr>
+          <w:p>
+            <w:pPr>
+              <w:rPr>
+                <w:rFonts w:eastAsia="Calibri" w:cs="Times New Roman"/>
+                <w:szCs w:val="28"/>
+              </w:rPr>
+            </w:pPr>
+          </w:p>
+        </w:tc>
+        <w:tc>
+          <w:tcPr>
+            <w:tcW w:w="3774" w:type="pct"/>
+            <w:vAlign w:val="bottom"/>
+          </w:tcPr>
+          <w:p>
+            <w:pPr>
+              <w:jc w:val="right"/>
+              <w:rPr>
+                <w:rFonts w:eastAsia="Calibri" w:cs="Times New Roman"/>
+                <w:szCs w:val="28"/>
+              </w:rPr>
+            </w:pPr>
+          </w:p>
+          <w:p>
+            <w:pPr>
+              <w:jc w:val="right"/>
+              <w:rPr>
+                <w:rFonts w:eastAsia="Calibri" w:cs="Times New Roman"/>
+                <w:szCs w:val="28"/>
+              </w:rPr>
+            </w:pPr>
+          </w:p>
+          <w:p>
+            <w:pPr>
+              <w:jc w:val="right"/>
+              <w:rPr>
+                <w:rFonts w:eastAsia="Calibri" w:cs="Times New Roman"/>
+                <w:szCs w:val="28"/>
+              </w:rPr>
+            </w:pPr>
+          </w:p>
+        </w:tc>
+      </w:tr>
+    </w:tbl>
+    <w:p>
+      <w:pPr>
+        <w:spacing w:after="160"/>
+        <w:rPr>
+          <w:rFonts w:eastAsia="Calibri" w:cs="Times New Roman"/>
+          <w:kern w:val="2"/>
+          <w:szCs w:val="28"/>
+        </w:rPr>
+      </w:pPr>
+    </w:p>
+    <w:p>
+      <w:pPr>
+        <w:spacing w:after="160"/>
+        <w:rPr>
+          <w:rFonts w:eastAsia="Calibri" w:cs="Times New Roman"/>
+          <w:kern w:val="2"/>
+          <w:szCs w:val="28"/>
+        </w:rPr>
+      </w:pPr>
+    </w:p>
+    <w:p>
+      <w:pPr>
+        <w:spacing w:after="160"/>
+        <w:jc w:val="center"/>
+        <w:rPr>
+          <w:rFonts w:eastAsia="Calibri" w:cs="Times New Roman"/>
+          <w:b/>
+          <w:kern w:val="2"/>
+          <w:sz w:val="36"/>
+          <w:szCs w:val="36"/>
+        </w:rPr>
+      </w:pPr>
+    </w:p>
+    <w:p>
+      <w:pPr>
+        <w:spacing w:after="160"/>
+        <w:jc w:val="center"/>
+        <w:rPr>
+          <w:rFonts w:eastAsia="Calibri" w:cs="Times New Roman"/>
+          <w:b/>
+          <w:kern w:val="2"/>
+          <w:sz w:val="36"/>
+          <w:szCs w:val="28"/>
+        </w:rPr>
+      </w:pPr>
+      <w:r>
+        <w:rPr>
+          <w:rFonts w:eastAsia="Calibri" w:cs="Times New Roman"/>
+          <w:b/>
+          <w:kern w:val="2"/>
+          <w:sz w:val="36"/>
+          <w:szCs w:val="28"/>
+        </w:rPr>
+        <w:t>Условные конструкции</w:t>
+      </w:r>
+    </w:p>
+    <w:p>
+      <w:pPr>
+        <w:spacing w:after="160"/>
+        <w:rPr>
+          <w:rFonts w:eastAsia="Calibri" w:cs="Times New Roman"/>
+          <w:kern w:val="2"/>
+          <w:szCs w:val="28"/>
+        </w:rPr>
+      </w:pPr>
+    </w:p>
+    <w:p>
+      <w:pPr>
+        <w:spacing w:after="160"/>
+        <w:rPr>
+          <w:rFonts w:eastAsia="Calibri" w:cs="Times New Roman"/>
+          <w:kern w:val="2"/>
+          <w:szCs w:val="28"/>
+        </w:rPr>
+      </w:pPr>
+    </w:p>
+    <w:p>
+      <w:pPr>
+        <w:spacing w:after="160"/>
+        <w:rPr>
+          <w:rFonts w:eastAsia="Calibri" w:cs="Times New Roman"/>
+          <w:kern w:val="2"/>
+          <w:szCs w:val="28"/>
+        </w:rPr>
+      </w:pPr>
+    </w:p>
+    <w:p>
+      <w:pPr>
+        <w:spacing w:after="0"/>
+        <w:rPr>
+          <w:rFonts w:eastAsia="Calibri" w:cs="Times New Roman"/>
+          <w:kern w:val="2"/>
+          <w:szCs w:val="28"/>
+        </w:rPr>
+      </w:pPr>
+      <w:r>
+        <w:rPr>
+          <w:rFonts w:eastAsia="Calibri" w:cs="Times New Roman"/>
+          <w:kern w:val="2"/>
+          <w:szCs w:val="28"/>
+        </w:rPr>
+        <w:t>Специальность: 09.02.07 Информационные системы и программирование</w:t>
+      </w:r>
+    </w:p>
+    <w:p>
+      <w:pPr>
+        <w:spacing w:after="0"/>
+        <w:rPr>
+          <w:rFonts w:eastAsia="Calibri" w:cs="Times New Roman"/>
+          <w:kern w:val="2"/>
+          <w:szCs w:val="28"/>
+        </w:rPr>
+      </w:pPr>
+      <w:r>
+        <w:rPr>
+          <w:rFonts w:eastAsia="Calibri" w:cs="Times New Roman"/>
+          <w:kern w:val="2"/>
+          <w:szCs w:val="28"/>
+        </w:rPr>
+        <w:t>Форма обучения: очная</w:t>
+      </w:r>
+    </w:p>
+    <w:p>
+      <w:pPr>
+        <w:spacing w:after="0"/>
+        <w:rPr>
+          <w:rFonts w:eastAsia="Calibri" w:cs="Times New Roman"/>
+          <w:kern w:val="2"/>
+          <w:szCs w:val="28"/>
+        </w:rPr>
+      </w:pPr>
+      <w:r>
+        <w:rPr>
+          <w:rFonts w:eastAsia="Calibri" w:cs="Times New Roman"/>
+          <w:kern w:val="2"/>
+          <w:szCs w:val="28"/>
+        </w:rPr>
+        <w:t>Студен</w:t>
+      </w:r>
+      <w:proofErr w:type="gramStart"/>
+      <w:r>
+        <w:rPr>
+          <w:rFonts w:eastAsia="Calibri" w:cs="Times New Roman"/>
+          <w:kern w:val="2"/>
+          <w:szCs w:val="28"/>
+        </w:rPr>
+        <w:t>т(</w:t>
+      </w:r>
+      <w:proofErr w:type="spellStart"/>
+      <w:proofErr w:type="gramEnd"/>
+      <w:r>
+        <w:rPr>
+          <w:rFonts w:eastAsia="Calibri" w:cs="Times New Roman"/>
+          <w:kern w:val="2"/>
+          <w:szCs w:val="28"/>
+        </w:rPr>
+        <w:t>ка</w:t>
+      </w:r>
+      <w:proofErr w:type="spellEnd"/>
+      <w:r>
+        <w:rPr>
+          <w:rFonts w:eastAsia="Calibri" w:cs="Times New Roman"/>
+          <w:kern w:val="2"/>
+          <w:szCs w:val="28"/>
+        </w:rPr>
+        <w:t>): Перепёлкина Анфиса Александровна</w:t>
+      </w:r>
+    </w:p>
+    <w:p>
+      <w:pPr>
+        <w:spacing w:after="0"/>
+        <w:rPr>
+          <w:rFonts w:eastAsia="Calibri" w:cs="Times New Roman"/>
+          <w:kern w:val="2"/>
+          <w:szCs w:val="28"/>
+        </w:rPr>
+      </w:pPr>
+      <w:r>
+        <w:rPr>
+          <w:rFonts w:eastAsia="Calibri" w:cs="Times New Roman"/>
+          <w:kern w:val="2"/>
+          <w:szCs w:val="28"/>
+        </w:rPr>
+        <w:t>Группа: ИПО 21.24</w:t>
+      </w:r>
+    </w:p>
+    <w:p>
+      <w:pPr>
+        <w:spacing w:after="160"/>
+        <w:rPr>
+          <w:rFonts w:eastAsia="Calibri" w:cs="Times New Roman"/>
+          <w:kern w:val="2"/>
+          <w:szCs w:val="28"/>
+        </w:rPr>
+      </w:pPr>
+      <w:r>
+        <w:rPr>
+          <w:rFonts w:eastAsia="Calibri" w:cs="Times New Roman"/>
+          <w:kern w:val="2"/>
+          <w:szCs w:val="28"/>
+        </w:rPr>
+        <w:t>Руководитель: Рыбаков Александр Сергеевич</w:t>
+      </w:r>
+    </w:p>
+    <w:p>
+      <w:pPr>
+        <w:spacing w:after="160"/>
+        <w:rPr>
+          <w:rFonts w:eastAsia="Calibri" w:cs="Times New Roman"/>
+          <w:kern w:val="2"/>
+          <w:szCs w:val="28"/>
+        </w:rPr>
+      </w:pPr>
+    </w:p>
+    <w:p>
+      <w:pPr>
+        <w:spacing w:after="160"/>
+        <w:rPr>
+          <w:rFonts w:eastAsia="Calibri" w:cs="Times New Roman"/>
+          <w:kern w:val="2"/>
+          <w:szCs w:val="28"/>
+        </w:rPr>
+      </w:pPr>
+      <w:r>
+        <w:rPr>
+          <w:rFonts w:eastAsia="Calibri" w:cs="Times New Roman"/>
+          <w:kern w:val="2"/>
+          <w:szCs w:val="28"/>
+        </w:rPr>
+        <w:t>Отчётная работа защищена с оценкой «___» __________________</w:t>
+      </w:r>
+    </w:p>
+    <w:p>
+      <w:pPr>
+        <w:spacing w:after="160"/>
+        <w:rPr>
+          <w:rFonts w:eastAsia="Calibri" w:cs="Times New Roman"/>
+          <w:kern w:val="2"/>
+          <w:szCs w:val="28"/>
+        </w:rPr>
+      </w:pPr>
+    </w:p>
+    <w:p>
+      <w:pPr>
+        <w:spacing w:after="160"/>
+        <w:rPr>
+          <w:rFonts w:eastAsia="Calibri" w:cs="Times New Roman"/>
+          <w:b/>
+          <w:bCs/>
+          <w:kern w:val="2"/>
+          <w:szCs w:val="28"/>
+        </w:rPr>
+      </w:pPr>
+    </w:p>
+    <w:p>
+      <w:pPr>
+        <w:spacing w:after="160"/>
+        <w:rPr>
+          <w:rFonts w:eastAsia="Calibri" w:cs="Times New Roman"/>
+          <w:kern w:val="2"/>
+          <w:szCs w:val="28"/>
+        </w:rPr>
+      </w:pPr>
+    </w:p>
+    <w:p>
+      <w:pPr>
+        <w:spacing w:after="160"/>
+        <w:rPr>
+          <w:rFonts w:eastAsia="Calibri" w:cs="Times New Roman"/>
+          <w:kern w:val="2"/>
+          <w:szCs w:val="28"/>
+        </w:rPr>
+      </w:pPr>
+    </w:p>
+    <w:p>
+      <w:pPr>
+        <w:spacing w:after="160"/>
+        <w:rPr>
+          <w:rFonts w:eastAsia="Calibri" w:cs="Times New Roman"/>
+          <w:kern w:val="2"/>
+          <w:szCs w:val="28"/>
+        </w:rPr>
+      </w:pPr>
+    </w:p>
+    <w:p>
+      <w:pPr>
+        <w:spacing w:after="160"/>
+        <w:rPr>
+          <w:rFonts w:eastAsia="Calibri" w:cs="Times New Roman"/>
+          <w:kern w:val="2"/>
+          <w:szCs w:val="28"/>
+        </w:rPr>
+      </w:pPr>
+    </w:p>
+    <w:p>
+      <w:pPr>
+        <w:spacing w:after="160"/>
+        <w:rPr>
+          <w:rFonts w:eastAsia="Calibri" w:cs="Times New Roman"/>
+          <w:kern w:val="2"/>
+          <w:szCs w:val="28"/>
+        </w:rPr>
+      </w:pPr>
+    </w:p>
+    <w:p>
+      <w:pPr>
+        <w:spacing w:after="160"/>
+        <w:jc w:val="center"/>
+        <w:rPr>
+          <w:rFonts w:eastAsia="Calibri" w:cs="Times New Roman"/>
+          <w:kern w:val="2"/>
+          <w:szCs w:val="28"/>
+        </w:rPr>
+      </w:pPr>
+      <w:r>
+        <w:rPr>
+          <w:rFonts w:eastAsia="Calibri" w:cs="Times New Roman"/>
+          <w:kern w:val="2"/>
+          <w:szCs w:val="28"/>
+        </w:rPr>
+        <w:t>Москва, 2025 г.</w:t>
+      </w:r>
+    </w:p>
+    <w:sdt>
+      <w:sdtPr>
+        <w:id w:val="422857219"/>
+        <w:docPartObj>
+          <w:docPartGallery w:val="Table of Contents"/>
+          <w:docPartUnique/>
+        </w:docPartObj>
+      </w:sdtPr>
+      <w:sdtEndPr>
+        <w:rPr>
+          <w:rFonts w:ascii="Times New Roman" w:eastAsiaTheme="minorHAnsi" w:hAnsi="Times New Roman" w:cstheme="minorBidi"/>
+          <w:b w:val="0"/>
+          <w:bCs w:val="0"/>
+          <w:color w:val="auto"/>
+          <w:szCs w:val="22"/>
+        </w:rPr>
+      </w:sdtEndPr>
+      <w:sdtContent>
+        <w:p>
+          <w:pPr>
+            <w:pStyle w:val="a6"/>
+          </w:pPr>
+          <w:r>
+            <w:t>Оглавление</w:t>
+          </w:r>
+        </w:p>
+        <w:p>
+          <w:pPr>
+            <w:pStyle w:val="11"/>
+            <w:tabs>
+              <w:tab w:val="right" w:leader="dot" w:pos="9345"/>
+            </w:tabs>
+            <w:rPr>
+              <w:noProof/>
+            </w:rPr>
+          </w:pPr>
+          <w:r>
+            <w:fldChar w:fldCharType="begin"/>
+          </w:r>
+          <w:r>
+            <w:instrText xml:space="preserve"> TOC \o "1-3" \h \z \u </w:instrText>
+          </w:r>
+          <w:r>
+            <w:fldChar w:fldCharType="separate"/>
+          </w:r>
+          <w:hyperlink w:anchor="_Toc216307148" w:history="1">
+            <w:r>
+              <w:rPr>
+                <w:rStyle w:val="a7"/>
+                <w:rFonts w:eastAsia="Times New Roman"/>
+                <w:noProof/>
+                <w:lang w:eastAsia="ru-RU"/>
+              </w:rPr>
+              <w:t>Теоретическая часть</w:t>
+            </w:r>
+            <w:r>
+              <w:rPr>
+                <w:noProof/>
+                <w:webHidden/>
+              </w:rPr>
+              <w:tab/>
+            </w:r>
+            <w:r>
+              <w:rPr>
+                <w:noProof/>
+                <w:webHidden/>
+              </w:rPr>
+              <w:fldChar w:fldCharType="begin"/>
+            </w:r>
+            <w:r>
+              <w:rPr>
+                <w:noProof/>
+                <w:webHidden/>
+              </w:rPr>
+              <w:instrText xml:space="preserve"> PAGEREF _Toc216307148 \h </w:instrText>
+            </w:r>
+            <w:r>
+              <w:rPr>
+                <w:noProof/>
+                <w:webHidden/>
+              </w:rPr>
+            </w:r>
+            <w:r>
+              <w:rPr>
+                <w:noProof/>
+                <w:webHidden/>
+              </w:rPr>
+              <w:fldChar w:fldCharType="separate"/>
+            </w:r>
+            <w:r>
+              <w:rPr>
+                <w:noProof/>
+                <w:webHidden/>
+              </w:rPr>
+              <w:t>2</w:t>
+            </w:r>
+            <w:r>
+              <w:rPr>
+                <w:noProof/>
+                <w:webHidden/>
+              </w:rPr>
+              <w:fldChar w:fldCharType="end"/>
+            </w:r>
+          </w:hyperlink>
+        </w:p>
+        <w:p>
+          <w:pPr>
+            <w:pStyle w:val="11"/>
+            <w:tabs>
+              <w:tab w:val="right" w:leader="dot" w:pos="9345"/>
+            </w:tabs>
+            <w:rPr>
+              <w:noProof/>
+            </w:rPr>
+          </w:pPr>
+          <w:hyperlink w:anchor="_Toc216307149" w:history="1">
+            <w:r>
+              <w:rPr>
+                <w:rStyle w:val="a7"/>
+                <w:rFonts w:eastAsia="Times New Roman"/>
+                <w:noProof/>
+                <w:lang w:eastAsia="ru-RU"/>
+              </w:rPr>
+              <w:t>Практическая часть</w:t>
+            </w:r>
+            <w:r>
+              <w:rPr>
+                <w:noProof/>
+                <w:webHidden/>
+              </w:rPr>
+              <w:tab/>
+            </w:r>
+            <w:r>
+              <w:rPr>
+                <w:noProof/>
+                <w:webHidden/>
+              </w:rPr>
+              <w:fldChar w:fldCharType="begin"/>
+            </w:r>
+            <w:r>
+              <w:rPr>
+                <w:noProof/>
+                <w:webHidden/>
+              </w:rPr>
+              <w:instrText xml:space="preserve"> PAGEREF _Toc216307149 \h </w:instrText>
+            </w:r>
+            <w:r>
+              <w:rPr>
+                <w:noProof/>
+                <w:webHidden/>
+              </w:rPr>
+            </w:r>
+            <w:r>
+              <w:rPr>
+                <w:noProof/>
+                <w:webHidden/>
+              </w:rPr>
+              <w:fldChar w:fldCharType="separate"/>
+            </w:r>
+            <w:r>
+              <w:rPr>
+                <w:noProof/>
+                <w:webHidden/>
+              </w:rPr>
+              <w:t>2</w:t>
+            </w:r>
+            <w:r>
+              <w:rPr>
+                <w:noProof/>
+                <w:webHidden/>
+              </w:rPr>
+              <w:fldChar w:fldCharType="end"/>
+            </w:r>
+          </w:hyperlink>
+        </w:p>
+        <w:p>
+          <w:r>
+            <w:fldChar w:fldCharType="end"/>
+          </w:r>
+        </w:p>
+      </w:sdtContent>
+    </w:sdt>
+    <w:p>
+      <w:pPr>
+        <w:pStyle w:val="1"/>
+        <w:rPr>
+          <w:rFonts w:eastAsia="Times New Roman"/>
+          <w:lang w:eastAsia="ru-RU"/>
+        </w:rPr>
+      </w:pPr>
+    </w:p>
+    <w:p>
+      <w:pPr>
+        <w:pStyle w:val="1"/>
+        <w:rPr>
+          <w:rFonts w:eastAsia="Times New Roman"/>
+          <w:lang w:eastAsia="ru-RU"/>
+        </w:rPr>
+      </w:pPr>
+      <w:bookmarkStart w:id="0" w:name="_Toc216307148"/>
+      <w:r>
+        <w:rPr>
+          <w:rFonts w:eastAsia="Times New Roman"/>
+          <w:lang w:eastAsia="ru-RU"/>
+        </w:rPr>
+        <w:t>Теоретическая часть</w:t>
+      </w:r>
+      <w:bookmarkEnd w:id="0"/>
+    </w:p>
     <w:p>
       <w:pPr>
         <w:shd w:val="clear" w:color="auto" w:fill="FFFFFF"/>
         <w:spacing w:after="0" w:line="240" w:lineRule="auto"/>
         <w:rPr>
-          <w:rFonts w:ascii="Times New Roman" w:eastAsia="Times New Roman" w:hAnsi="Times New Roman" w:cs="Times New Roman"/>
+          <w:rFonts w:eastAsia="Times New Roman" w:cs="Times New Roman"/>
           <w:b/>
           <w:color w:val="34343C"/>
-          <w:sz w:val="28"/>
-          <w:szCs w:val="28"/>
-          <w:lang w:eastAsia="ru-RU"/>
-        </w:rPr>
-      </w:pPr>
-      <w:r>
-        <w:rPr>
-          <w:rFonts w:ascii="Times New Roman" w:eastAsia="Times New Roman" w:hAnsi="Times New Roman" w:cs="Times New Roman"/>
+          <w:szCs w:val="28"/>
+          <w:lang w:eastAsia="ru-RU"/>
+        </w:rPr>
+      </w:pPr>
+      <w:r>
+        <w:rPr>
+          <w:rFonts w:eastAsia="Times New Roman" w:cs="Times New Roman"/>
           <w:b/>
           <w:color w:val="34343C"/>
-          <w:sz w:val="28"/>
-          <w:szCs w:val="28"/>
-          <w:lang w:eastAsia="ru-RU"/>
-        </w:rPr>
-        <w:t>Вопрос 1</w:t>
+          <w:szCs w:val="28"/>
+          <w:lang w:eastAsia="ru-RU"/>
+        </w:rPr>
+        <w:t>В</w:t>
+      </w:r>
+      <w:r>
+        <w:rPr>
+          <w:rFonts w:eastAsia="Times New Roman" w:cs="Times New Roman"/>
+          <w:b/>
+          <w:color w:val="34343C"/>
+          <w:szCs w:val="28"/>
+          <w:lang w:eastAsia="ru-RU"/>
+        </w:rPr>
+        <w:t>опрос 1</w:t>
       </w:r>
     </w:p>
     <w:p>
@@ -32,9 +856,8 @@
         <w:shd w:val="clear" w:color="auto" w:fill="FFFFFF"/>
         <w:spacing w:after="0" w:line="240" w:lineRule="auto"/>
         <w:rPr>
-          <w:rFonts w:ascii="Times New Roman" w:eastAsia="Times New Roman" w:hAnsi="Times New Roman" w:cs="Times New Roman"/>
+          <w:rFonts w:eastAsia="Times New Roman" w:cs="Times New Roman"/>
           <w:color w:val="34343C"/>
-          <w:sz w:val="28"/>
           <w:szCs w:val="28"/>
           <w:lang w:eastAsia="ru-RU"/>
         </w:rPr>
@@ -42,9 +865,8 @@
       <w:proofErr w:type="gramStart"/>
       <w:r>
         <w:rPr>
-          <w:rFonts w:ascii="Times New Roman" w:eastAsia="Times New Roman" w:hAnsi="Times New Roman" w:cs="Times New Roman"/>
+          <w:rFonts w:eastAsia="Times New Roman" w:cs="Times New Roman"/>
           <w:color w:val="34343C"/>
-          <w:sz w:val="28"/>
           <w:szCs w:val="28"/>
           <w:lang w:eastAsia="ru-RU"/>
         </w:rPr>
@@ -57,18 +879,16 @@
         <w:shd w:val="clear" w:color="auto" w:fill="FFFFFF"/>
         <w:spacing w:after="0" w:line="240" w:lineRule="auto"/>
         <w:rPr>
-          <w:rFonts w:ascii="Times New Roman" w:eastAsia="Times New Roman" w:hAnsi="Times New Roman" w:cs="Times New Roman"/>
+          <w:rFonts w:eastAsia="Times New Roman" w:cs="Times New Roman"/>
           <w:color w:val="34343C"/>
-          <w:sz w:val="28"/>
-          <w:szCs w:val="28"/>
-          <w:lang w:eastAsia="ru-RU"/>
-        </w:rPr>
-      </w:pPr>
-      <w:r>
-        <w:rPr>
-          <w:rFonts w:ascii="Times New Roman" w:eastAsia="Times New Roman" w:hAnsi="Times New Roman" w:cs="Times New Roman"/>
+          <w:szCs w:val="28"/>
+          <w:lang w:eastAsia="ru-RU"/>
+        </w:rPr>
+      </w:pPr>
+      <w:r>
+        <w:rPr>
+          <w:rFonts w:eastAsia="Times New Roman" w:cs="Times New Roman"/>
           <w:color w:val="34343C"/>
-          <w:sz w:val="28"/>
           <w:szCs w:val="28"/>
           <w:lang w:eastAsia="ru-RU"/>
         </w:rPr>
@@ -80,18 +900,16 @@
         <w:shd w:val="clear" w:color="auto" w:fill="FFFFFF"/>
         <w:spacing w:after="0" w:line="240" w:lineRule="auto"/>
         <w:rPr>
-          <w:rFonts w:ascii="Times New Roman" w:eastAsia="Times New Roman" w:hAnsi="Times New Roman" w:cs="Times New Roman"/>
+          <w:rFonts w:eastAsia="Times New Roman" w:cs="Times New Roman"/>
           <w:color w:val="34343C"/>
-          <w:sz w:val="28"/>
-          <w:szCs w:val="28"/>
-          <w:lang w:eastAsia="ru-RU"/>
-        </w:rPr>
-      </w:pPr>
-      <w:r>
-        <w:rPr>
-          <w:rFonts w:ascii="Times New Roman" w:eastAsia="Times New Roman" w:hAnsi="Times New Roman" w:cs="Times New Roman"/>
+          <w:szCs w:val="28"/>
+          <w:lang w:eastAsia="ru-RU"/>
+        </w:rPr>
+      </w:pPr>
+      <w:r>
+        <w:rPr>
+          <w:rFonts w:eastAsia="Times New Roman" w:cs="Times New Roman"/>
           <w:color w:val="34343C"/>
-          <w:sz w:val="28"/>
           <w:szCs w:val="28"/>
           <w:highlight w:val="green"/>
           <w:lang w:eastAsia="ru-RU"/>
@@ -101,9 +919,8 @@
       <w:proofErr w:type="spellStart"/>
       <w:r>
         <w:rPr>
-          <w:rFonts w:ascii="Times New Roman" w:eastAsia="Times New Roman" w:hAnsi="Times New Roman" w:cs="Times New Roman"/>
+          <w:rFonts w:eastAsia="Times New Roman" w:cs="Times New Roman"/>
           <w:color w:val="34343C"/>
-          <w:sz w:val="28"/>
           <w:szCs w:val="28"/>
           <w:highlight w:val="green"/>
           <w:lang w:eastAsia="ru-RU"/>
@@ -113,9 +930,8 @@
       <w:proofErr w:type="spellEnd"/>
       <w:r>
         <w:rPr>
-          <w:rFonts w:ascii="Times New Roman" w:eastAsia="Times New Roman" w:hAnsi="Times New Roman" w:cs="Times New Roman"/>
+          <w:rFonts w:eastAsia="Times New Roman" w:cs="Times New Roman"/>
           <w:color w:val="34343C"/>
-          <w:sz w:val="28"/>
           <w:szCs w:val="28"/>
           <w:highlight w:val="green"/>
           <w:lang w:eastAsia="ru-RU"/>
@@ -125,9 +941,8 @@
       <w:proofErr w:type="spellStart"/>
       <w:r>
         <w:rPr>
-          <w:rFonts w:ascii="Times New Roman" w:eastAsia="Times New Roman" w:hAnsi="Times New Roman" w:cs="Times New Roman"/>
+          <w:rFonts w:eastAsia="Times New Roman" w:cs="Times New Roman"/>
           <w:color w:val="34343C"/>
-          <w:sz w:val="28"/>
           <w:szCs w:val="28"/>
           <w:highlight w:val="green"/>
           <w:lang w:eastAsia="ru-RU"/>
@@ -141,18 +956,16 @@
         <w:shd w:val="clear" w:color="auto" w:fill="FFFFFF"/>
         <w:spacing w:after="0" w:line="240" w:lineRule="auto"/>
         <w:rPr>
-          <w:rFonts w:ascii="Times New Roman" w:eastAsia="Times New Roman" w:hAnsi="Times New Roman" w:cs="Times New Roman"/>
+          <w:rFonts w:eastAsia="Times New Roman" w:cs="Times New Roman"/>
           <w:color w:val="34343C"/>
-          <w:sz w:val="28"/>
-          <w:szCs w:val="28"/>
-          <w:lang w:eastAsia="ru-RU"/>
-        </w:rPr>
-      </w:pPr>
-      <w:r>
-        <w:rPr>
-          <w:rFonts w:ascii="Times New Roman" w:eastAsia="Times New Roman" w:hAnsi="Times New Roman" w:cs="Times New Roman"/>
+          <w:szCs w:val="28"/>
+          <w:lang w:eastAsia="ru-RU"/>
+        </w:rPr>
+      </w:pPr>
+      <w:r>
+        <w:rPr>
+          <w:rFonts w:eastAsia="Times New Roman" w:cs="Times New Roman"/>
           <w:color w:val="34343C"/>
-          <w:sz w:val="28"/>
           <w:szCs w:val="28"/>
           <w:lang w:eastAsia="ru-RU"/>
         </w:rPr>
@@ -161,9 +974,8 @@
       <w:proofErr w:type="spellStart"/>
       <w:r>
         <w:rPr>
-          <w:rFonts w:ascii="Times New Roman" w:eastAsia="Times New Roman" w:hAnsi="Times New Roman" w:cs="Times New Roman"/>
+          <w:rFonts w:eastAsia="Times New Roman" w:cs="Times New Roman"/>
           <w:color w:val="34343C"/>
-          <w:sz w:val="28"/>
           <w:szCs w:val="28"/>
           <w:lang w:eastAsia="ru-RU"/>
         </w:rPr>
@@ -172,9 +984,8 @@
       <w:proofErr w:type="spellEnd"/>
       <w:r>
         <w:rPr>
-          <w:rFonts w:ascii="Times New Roman" w:eastAsia="Times New Roman" w:hAnsi="Times New Roman" w:cs="Times New Roman"/>
+          <w:rFonts w:eastAsia="Times New Roman" w:cs="Times New Roman"/>
           <w:color w:val="34343C"/>
-          <w:sz w:val="28"/>
           <w:szCs w:val="28"/>
           <w:lang w:eastAsia="ru-RU"/>
         </w:rPr>
@@ -183,9 +994,8 @@
       <w:proofErr w:type="spellStart"/>
       <w:r>
         <w:rPr>
-          <w:rFonts w:ascii="Times New Roman" w:eastAsia="Times New Roman" w:hAnsi="Times New Roman" w:cs="Times New Roman"/>
+          <w:rFonts w:eastAsia="Times New Roman" w:cs="Times New Roman"/>
           <w:color w:val="34343C"/>
-          <w:sz w:val="28"/>
           <w:szCs w:val="28"/>
           <w:lang w:eastAsia="ru-RU"/>
         </w:rPr>
@@ -198,18 +1008,16 @@
         <w:shd w:val="clear" w:color="auto" w:fill="FFFFFF"/>
         <w:spacing w:after="0" w:line="240" w:lineRule="auto"/>
         <w:rPr>
-          <w:rFonts w:ascii="Times New Roman" w:eastAsia="Times New Roman" w:hAnsi="Times New Roman" w:cs="Times New Roman"/>
+          <w:rFonts w:eastAsia="Times New Roman" w:cs="Times New Roman"/>
           <w:color w:val="34343C"/>
-          <w:sz w:val="28"/>
-          <w:szCs w:val="28"/>
-          <w:lang w:eastAsia="ru-RU"/>
-        </w:rPr>
-      </w:pPr>
-      <w:r>
-        <w:rPr>
-          <w:rFonts w:ascii="Times New Roman" w:eastAsia="Times New Roman" w:hAnsi="Times New Roman" w:cs="Times New Roman"/>
+          <w:szCs w:val="28"/>
+          <w:lang w:eastAsia="ru-RU"/>
+        </w:rPr>
+      </w:pPr>
+      <w:r>
+        <w:rPr>
+          <w:rFonts w:eastAsia="Times New Roman" w:cs="Times New Roman"/>
           <w:color w:val="34343C"/>
-          <w:sz w:val="28"/>
           <w:szCs w:val="28"/>
           <w:highlight w:val="green"/>
           <w:lang w:eastAsia="ru-RU"/>
@@ -219,9 +1027,8 @@
       <w:proofErr w:type="spellStart"/>
       <w:r>
         <w:rPr>
-          <w:rFonts w:ascii="Times New Roman" w:eastAsia="Times New Roman" w:hAnsi="Times New Roman" w:cs="Times New Roman"/>
+          <w:rFonts w:eastAsia="Times New Roman" w:cs="Times New Roman"/>
           <w:color w:val="34343C"/>
-          <w:sz w:val="28"/>
           <w:szCs w:val="28"/>
           <w:highlight w:val="green"/>
           <w:lang w:eastAsia="ru-RU"/>
@@ -231,9 +1038,8 @@
       <w:proofErr w:type="spellEnd"/>
       <w:r>
         <w:rPr>
-          <w:rFonts w:ascii="Times New Roman" w:eastAsia="Times New Roman" w:hAnsi="Times New Roman" w:cs="Times New Roman"/>
+          <w:rFonts w:eastAsia="Times New Roman" w:cs="Times New Roman"/>
           <w:color w:val="34343C"/>
-          <w:sz w:val="28"/>
           <w:szCs w:val="28"/>
           <w:highlight w:val="green"/>
           <w:lang w:eastAsia="ru-RU"/>
@@ -243,9 +1049,8 @@
       <w:proofErr w:type="spellStart"/>
       <w:r>
         <w:rPr>
-          <w:rFonts w:ascii="Times New Roman" w:eastAsia="Times New Roman" w:hAnsi="Times New Roman" w:cs="Times New Roman"/>
+          <w:rFonts w:eastAsia="Times New Roman" w:cs="Times New Roman"/>
           <w:color w:val="34343C"/>
-          <w:sz w:val="28"/>
           <w:szCs w:val="28"/>
           <w:highlight w:val="green"/>
           <w:lang w:eastAsia="ru-RU"/>
@@ -259,18 +1064,16 @@
         <w:shd w:val="clear" w:color="auto" w:fill="FFFFFF"/>
         <w:spacing w:after="0" w:line="240" w:lineRule="auto"/>
         <w:rPr>
-          <w:rFonts w:ascii="Times New Roman" w:eastAsia="Times New Roman" w:hAnsi="Times New Roman" w:cs="Times New Roman"/>
+          <w:rFonts w:eastAsia="Times New Roman" w:cs="Times New Roman"/>
           <w:color w:val="34343C"/>
-          <w:sz w:val="28"/>
-          <w:szCs w:val="28"/>
-          <w:lang w:eastAsia="ru-RU"/>
-        </w:rPr>
-      </w:pPr>
-      <w:r>
-        <w:rPr>
-          <w:rFonts w:ascii="Times New Roman" w:eastAsia="Times New Roman" w:hAnsi="Times New Roman" w:cs="Times New Roman"/>
+          <w:szCs w:val="28"/>
+          <w:lang w:eastAsia="ru-RU"/>
+        </w:rPr>
+      </w:pPr>
+      <w:r>
+        <w:rPr>
+          <w:rFonts w:eastAsia="Times New Roman" w:cs="Times New Roman"/>
           <w:color w:val="34343C"/>
-          <w:sz w:val="28"/>
           <w:szCs w:val="28"/>
           <w:lang w:eastAsia="ru-RU"/>
         </w:rPr>
@@ -279,9 +1082,8 @@
       <w:proofErr w:type="spellStart"/>
       <w:r>
         <w:rPr>
-          <w:rFonts w:ascii="Times New Roman" w:eastAsia="Times New Roman" w:hAnsi="Times New Roman" w:cs="Times New Roman"/>
+          <w:rFonts w:eastAsia="Times New Roman" w:cs="Times New Roman"/>
           <w:color w:val="34343C"/>
-          <w:sz w:val="28"/>
           <w:szCs w:val="28"/>
           <w:lang w:eastAsia="ru-RU"/>
         </w:rPr>
@@ -290,9 +1092,8 @@
       <w:proofErr w:type="spellEnd"/>
       <w:r>
         <w:rPr>
-          <w:rFonts w:ascii="Times New Roman" w:eastAsia="Times New Roman" w:hAnsi="Times New Roman" w:cs="Times New Roman"/>
+          <w:rFonts w:eastAsia="Times New Roman" w:cs="Times New Roman"/>
           <w:color w:val="34343C"/>
-          <w:sz w:val="28"/>
           <w:szCs w:val="28"/>
           <w:lang w:eastAsia="ru-RU"/>
         </w:rPr>
@@ -301,9 +1102,8 @@
       <w:proofErr w:type="spellStart"/>
       <w:r>
         <w:rPr>
-          <w:rFonts w:ascii="Times New Roman" w:eastAsia="Times New Roman" w:hAnsi="Times New Roman" w:cs="Times New Roman"/>
+          <w:rFonts w:eastAsia="Times New Roman" w:cs="Times New Roman"/>
           <w:color w:val="34343C"/>
-          <w:sz w:val="28"/>
           <w:szCs w:val="28"/>
           <w:lang w:eastAsia="ru-RU"/>
         </w:rPr>
@@ -313,9 +1113,1126 @@
     </w:p>
     <w:p>
       <w:pPr>
-        <w:rPr>
-          <w:rFonts w:ascii="Times New Roman" w:hAnsi="Times New Roman" w:cs="Times New Roman"/>
-          <w:sz w:val="28"/>
+        <w:shd w:val="clear" w:color="auto" w:fill="FFFFFF"/>
+        <w:spacing w:after="0" w:line="240" w:lineRule="auto"/>
+        <w:rPr>
+          <w:rFonts w:eastAsia="Times New Roman" w:cs="Times New Roman"/>
+          <w:color w:val="34343C"/>
+          <w:szCs w:val="28"/>
+          <w:lang w:eastAsia="ru-RU"/>
+        </w:rPr>
+      </w:pPr>
+    </w:p>
+    <w:p>
+      <w:pPr>
+        <w:pStyle w:val="1"/>
+        <w:rPr>
+          <w:rFonts w:eastAsia="Times New Roman"/>
+          <w:lang w:eastAsia="ru-RU"/>
+        </w:rPr>
+      </w:pPr>
+      <w:bookmarkStart w:id="1" w:name="_Toc216307149"/>
+      <w:r>
+        <w:rPr>
+          <w:rFonts w:eastAsia="Times New Roman"/>
+          <w:lang w:eastAsia="ru-RU"/>
+        </w:rPr>
+        <w:t>Практическая часть</w:t>
+      </w:r>
+      <w:bookmarkEnd w:id="1"/>
+    </w:p>
+    <w:p>
+      <w:pPr>
+        <w:rPr>
+          <w:lang w:eastAsia="ru-RU"/>
+        </w:rPr>
+      </w:pPr>
+    </w:p>
+    <w:p>
+      <w:pPr>
+        <w:rPr>
+          <w:lang w:eastAsia="ru-RU"/>
+        </w:rPr>
+      </w:pPr>
+      <w:r>
+        <w:rPr>
+          <w:lang w:eastAsia="ru-RU"/>
+        </w:rPr>
+        <w:t>Упражнение 1</w:t>
+      </w:r>
+    </w:p>
+    <w:p>
+      <w:pPr>
+        <w:rPr>
+          <w:lang w:eastAsia="ru-RU"/>
+        </w:rPr>
+      </w:pPr>
+      <w:r>
+        <w:rPr>
+          <w:noProof/>
+          <w:lang w:eastAsia="ru-RU"/>
+        </w:rPr>
+        <w:drawing>
+          <wp:inline distT="0" distB="0" distL="0" distR="0">
+            <wp:extent cx="3379194" cy="2494779"/>
+            <wp:effectExtent l="19050" t="0" r="0" b="0"/>
+            <wp:docPr id="2" name="Рисунок 1"/>
+            <wp:cNvGraphicFramePr>
+              <a:graphicFrameLocks xmlns:a="http://schemas.openxmlformats.org/drawingml/2006/main" noChangeAspect="1"/>
+            </wp:cNvGraphicFramePr>
+            <a:graphic xmlns:a="http://schemas.openxmlformats.org/drawingml/2006/main">
+              <a:graphicData uri="http://schemas.openxmlformats.org/drawingml/2006/picture">
+                <pic:pic xmlns:pic="http://schemas.openxmlformats.org/drawingml/2006/picture">
+                  <pic:nvPicPr>
+                    <pic:cNvPr id="0" name="Picture 1"/>
+                    <pic:cNvPicPr>
+                      <a:picLocks noChangeAspect="1" noChangeArrowheads="1"/>
+                    </pic:cNvPicPr>
+                  </pic:nvPicPr>
+                  <pic:blipFill>
+                    <a:blip r:embed="rId6" cstate="print"/>
+                    <a:srcRect/>
+                    <a:stretch>
+                      <a:fillRect/>
+                    </a:stretch>
+                  </pic:blipFill>
+                  <pic:spPr bwMode="auto">
+                    <a:xfrm>
+                      <a:off x="0" y="0"/>
+                      <a:ext cx="3380415" cy="2495681"/>
+                    </a:xfrm>
+                    <a:prstGeom prst="rect">
+                      <a:avLst/>
+                    </a:prstGeom>
+                    <a:noFill/>
+                    <a:ln w="9525">
+                      <a:noFill/>
+                      <a:miter lim="800000"/>
+                      <a:headEnd/>
+                      <a:tailEnd/>
+                    </a:ln>
+                  </pic:spPr>
+                </pic:pic>
+              </a:graphicData>
+            </a:graphic>
+          </wp:inline>
+        </w:drawing>
+      </w:r>
+    </w:p>
+    <w:p>
+      <w:pPr>
+        <w:rPr>
+          <w:lang w:eastAsia="ru-RU"/>
+        </w:rPr>
+      </w:pPr>
+      <w:r>
+        <w:rPr>
+          <w:lang w:eastAsia="ru-RU"/>
+        </w:rPr>
+        <w:t>Результат:</w:t>
+      </w:r>
+    </w:p>
+    <w:p>
+      <w:pPr>
+        <w:rPr>
+          <w:lang w:eastAsia="ru-RU"/>
+        </w:rPr>
+      </w:pPr>
+      <w:r>
+        <w:rPr>
+          <w:noProof/>
+          <w:lang w:eastAsia="ru-RU"/>
+        </w:rPr>
+        <w:drawing>
+          <wp:inline distT="0" distB="0" distL="0" distR="0">
+            <wp:extent cx="2486300" cy="880292"/>
+            <wp:effectExtent l="19050" t="0" r="9250" b="0"/>
+            <wp:docPr id="4" name="Рисунок 4"/>
+            <wp:cNvGraphicFramePr>
+              <a:graphicFrameLocks xmlns:a="http://schemas.openxmlformats.org/drawingml/2006/main" noChangeAspect="1"/>
+            </wp:cNvGraphicFramePr>
+            <a:graphic xmlns:a="http://schemas.openxmlformats.org/drawingml/2006/main">
+              <a:graphicData uri="http://schemas.openxmlformats.org/drawingml/2006/picture">
+                <pic:pic xmlns:pic="http://schemas.openxmlformats.org/drawingml/2006/picture">
+                  <pic:nvPicPr>
+                    <pic:cNvPr id="0" name="Picture 4"/>
+                    <pic:cNvPicPr>
+                      <a:picLocks noChangeAspect="1" noChangeArrowheads="1"/>
+                    </pic:cNvPicPr>
+                  </pic:nvPicPr>
+                  <pic:blipFill>
+                    <a:blip r:embed="rId7" cstate="print"/>
+                    <a:srcRect/>
+                    <a:stretch>
+                      <a:fillRect/>
+                    </a:stretch>
+                  </pic:blipFill>
+                  <pic:spPr bwMode="auto">
+                    <a:xfrm>
+                      <a:off x="0" y="0"/>
+                      <a:ext cx="2497071" cy="884106"/>
+                    </a:xfrm>
+                    <a:prstGeom prst="rect">
+                      <a:avLst/>
+                    </a:prstGeom>
+                    <a:noFill/>
+                    <a:ln w="9525">
+                      <a:noFill/>
+                      <a:miter lim="800000"/>
+                      <a:headEnd/>
+                      <a:tailEnd/>
+                    </a:ln>
+                  </pic:spPr>
+                </pic:pic>
+              </a:graphicData>
+            </a:graphic>
+          </wp:inline>
+        </w:drawing>
+      </w:r>
+    </w:p>
+    <w:p>
+      <w:pPr>
+        <w:rPr>
+          <w:lang w:eastAsia="ru-RU"/>
+        </w:rPr>
+      </w:pPr>
+      <w:r>
+        <w:rPr>
+          <w:lang w:eastAsia="ru-RU"/>
+        </w:rPr>
+        <w:lastRenderedPageBreak/>
+        <w:t>Упражнение 2</w:t>
+      </w:r>
+    </w:p>
+    <w:p>
+      <w:pPr>
+        <w:rPr>
+          <w:lang w:eastAsia="ru-RU"/>
+        </w:rPr>
+      </w:pPr>
+      <w:r>
+        <w:rPr>
+          <w:noProof/>
+          <w:lang w:eastAsia="ru-RU"/>
+        </w:rPr>
+        <w:drawing>
+          <wp:inline distT="0" distB="0" distL="0" distR="0">
+            <wp:extent cx="5940425" cy="3533755"/>
+            <wp:effectExtent l="19050" t="0" r="3175" b="0"/>
+            <wp:docPr id="7" name="Рисунок 7"/>
+            <wp:cNvGraphicFramePr>
+              <a:graphicFrameLocks xmlns:a="http://schemas.openxmlformats.org/drawingml/2006/main" noChangeAspect="1"/>
+            </wp:cNvGraphicFramePr>
+            <a:graphic xmlns:a="http://schemas.openxmlformats.org/drawingml/2006/main">
+              <a:graphicData uri="http://schemas.openxmlformats.org/drawingml/2006/picture">
+                <pic:pic xmlns:pic="http://schemas.openxmlformats.org/drawingml/2006/picture">
+                  <pic:nvPicPr>
+                    <pic:cNvPr id="0" name="Picture 7"/>
+                    <pic:cNvPicPr>
+                      <a:picLocks noChangeAspect="1" noChangeArrowheads="1"/>
+                    </pic:cNvPicPr>
+                  </pic:nvPicPr>
+                  <pic:blipFill>
+                    <a:blip r:embed="rId8" cstate="print"/>
+                    <a:srcRect/>
+                    <a:stretch>
+                      <a:fillRect/>
+                    </a:stretch>
+                  </pic:blipFill>
+                  <pic:spPr bwMode="auto">
+                    <a:xfrm>
+                      <a:off x="0" y="0"/>
+                      <a:ext cx="5940425" cy="3533755"/>
+                    </a:xfrm>
+                    <a:prstGeom prst="rect">
+                      <a:avLst/>
+                    </a:prstGeom>
+                    <a:noFill/>
+                    <a:ln w="9525">
+                      <a:noFill/>
+                      <a:miter lim="800000"/>
+                      <a:headEnd/>
+                      <a:tailEnd/>
+                    </a:ln>
+                  </pic:spPr>
+                </pic:pic>
+              </a:graphicData>
+            </a:graphic>
+          </wp:inline>
+        </w:drawing>
+      </w:r>
+    </w:p>
+    <w:p>
+      <w:pPr>
+        <w:rPr>
+          <w:lang w:eastAsia="ru-RU"/>
+        </w:rPr>
+      </w:pPr>
+      <w:r>
+        <w:rPr>
+          <w:lang w:eastAsia="ru-RU"/>
+        </w:rPr>
+        <w:t>Результат:</w:t>
+      </w:r>
+    </w:p>
+    <w:p>
+      <w:pPr>
+        <w:rPr>
+          <w:lang w:eastAsia="ru-RU"/>
+        </w:rPr>
+      </w:pPr>
+      <w:r>
+        <w:rPr>
+          <w:noProof/>
+          <w:lang w:eastAsia="ru-RU"/>
+        </w:rPr>
+        <w:drawing>
+          <wp:inline distT="0" distB="0" distL="0" distR="0">
+            <wp:extent cx="3913399" cy="1323998"/>
+            <wp:effectExtent l="19050" t="0" r="0" b="0"/>
+            <wp:docPr id="10" name="Рисунок 10"/>
+            <wp:cNvGraphicFramePr>
+              <a:graphicFrameLocks xmlns:a="http://schemas.openxmlformats.org/drawingml/2006/main" noChangeAspect="1"/>
+            </wp:cNvGraphicFramePr>
+            <a:graphic xmlns:a="http://schemas.openxmlformats.org/drawingml/2006/main">
+              <a:graphicData uri="http://schemas.openxmlformats.org/drawingml/2006/picture">
+                <pic:pic xmlns:pic="http://schemas.openxmlformats.org/drawingml/2006/picture">
+                  <pic:nvPicPr>
+                    <pic:cNvPr id="0" name="Picture 10"/>
+                    <pic:cNvPicPr>
+                      <a:picLocks noChangeAspect="1" noChangeArrowheads="1"/>
+                    </pic:cNvPicPr>
+                  </pic:nvPicPr>
+                  <pic:blipFill>
+                    <a:blip r:embed="rId9" cstate="print"/>
+                    <a:srcRect/>
+                    <a:stretch>
+                      <a:fillRect/>
+                    </a:stretch>
+                  </pic:blipFill>
+                  <pic:spPr bwMode="auto">
+                    <a:xfrm>
+                      <a:off x="0" y="0"/>
+                      <a:ext cx="3914851" cy="1324489"/>
+                    </a:xfrm>
+                    <a:prstGeom prst="rect">
+                      <a:avLst/>
+                    </a:prstGeom>
+                    <a:noFill/>
+                    <a:ln w="9525">
+                      <a:noFill/>
+                      <a:miter lim="800000"/>
+                      <a:headEnd/>
+                      <a:tailEnd/>
+                    </a:ln>
+                  </pic:spPr>
+                </pic:pic>
+              </a:graphicData>
+            </a:graphic>
+          </wp:inline>
+        </w:drawing>
+      </w:r>
+    </w:p>
+    <w:p>
+      <w:pPr>
+        <w:rPr>
+          <w:lang w:eastAsia="ru-RU"/>
+        </w:rPr>
+      </w:pPr>
+      <w:r>
+        <w:rPr>
+          <w:lang w:eastAsia="ru-RU"/>
+        </w:rPr>
+        <w:t>Упражнение 3</w:t>
+      </w:r>
+    </w:p>
+    <w:p>
+      <w:pPr>
+        <w:rPr>
+          <w:lang w:eastAsia="ru-RU"/>
+        </w:rPr>
+      </w:pPr>
+      <w:r>
+        <w:rPr>
+          <w:noProof/>
+          <w:lang w:eastAsia="ru-RU"/>
+        </w:rPr>
+        <w:drawing>
+          <wp:inline distT="0" distB="0" distL="0" distR="0">
+            <wp:extent cx="4177460" cy="2875338"/>
+            <wp:effectExtent l="19050" t="0" r="0" b="0"/>
+            <wp:docPr id="13" name="Рисунок 13"/>
+            <wp:cNvGraphicFramePr>
+              <a:graphicFrameLocks xmlns:a="http://schemas.openxmlformats.org/drawingml/2006/main" noChangeAspect="1"/>
+            </wp:cNvGraphicFramePr>
+            <a:graphic xmlns:a="http://schemas.openxmlformats.org/drawingml/2006/main">
+              <a:graphicData uri="http://schemas.openxmlformats.org/drawingml/2006/picture">
+                <pic:pic xmlns:pic="http://schemas.openxmlformats.org/drawingml/2006/picture">
+                  <pic:nvPicPr>
+                    <pic:cNvPr id="0" name="Picture 13"/>
+                    <pic:cNvPicPr>
+                      <a:picLocks noChangeAspect="1" noChangeArrowheads="1"/>
+                    </pic:cNvPicPr>
+                  </pic:nvPicPr>
+                  <pic:blipFill>
+                    <a:blip r:embed="rId10" cstate="print"/>
+                    <a:srcRect/>
+                    <a:stretch>
+                      <a:fillRect/>
+                    </a:stretch>
+                  </pic:blipFill>
+                  <pic:spPr bwMode="auto">
+                    <a:xfrm>
+                      <a:off x="0" y="0"/>
+                      <a:ext cx="4179264" cy="2876580"/>
+                    </a:xfrm>
+                    <a:prstGeom prst="rect">
+                      <a:avLst/>
+                    </a:prstGeom>
+                    <a:noFill/>
+                    <a:ln w="9525">
+                      <a:noFill/>
+                      <a:miter lim="800000"/>
+                      <a:headEnd/>
+                      <a:tailEnd/>
+                    </a:ln>
+                  </pic:spPr>
+                </pic:pic>
+              </a:graphicData>
+            </a:graphic>
+          </wp:inline>
+        </w:drawing>
+      </w:r>
+    </w:p>
+    <w:p>
+      <w:pPr>
+        <w:rPr>
+          <w:lang w:eastAsia="ru-RU"/>
+        </w:rPr>
+      </w:pPr>
+      <w:r>
+        <w:rPr>
+          <w:lang w:eastAsia="ru-RU"/>
+        </w:rPr>
+        <w:lastRenderedPageBreak/>
+        <w:t>Результат:</w:t>
+      </w:r>
+    </w:p>
+    <w:p>
+      <w:pPr>
+        <w:rPr>
+          <w:lang w:eastAsia="ru-RU"/>
+        </w:rPr>
+      </w:pPr>
+      <w:r>
+        <w:rPr>
+          <w:noProof/>
+          <w:lang w:eastAsia="ru-RU"/>
+        </w:rPr>
+        <w:drawing>
+          <wp:inline distT="0" distB="0" distL="0" distR="0">
+            <wp:extent cx="5940425" cy="1908676"/>
+            <wp:effectExtent l="19050" t="0" r="3175" b="0"/>
+            <wp:docPr id="16" name="Рисунок 16"/>
+            <wp:cNvGraphicFramePr>
+              <a:graphicFrameLocks xmlns:a="http://schemas.openxmlformats.org/drawingml/2006/main" noChangeAspect="1"/>
+            </wp:cNvGraphicFramePr>
+            <a:graphic xmlns:a="http://schemas.openxmlformats.org/drawingml/2006/main">
+              <a:graphicData uri="http://schemas.openxmlformats.org/drawingml/2006/picture">
+                <pic:pic xmlns:pic="http://schemas.openxmlformats.org/drawingml/2006/picture">
+                  <pic:nvPicPr>
+                    <pic:cNvPr id="0" name="Picture 16"/>
+                    <pic:cNvPicPr>
+                      <a:picLocks noChangeAspect="1" noChangeArrowheads="1"/>
+                    </pic:cNvPicPr>
+                  </pic:nvPicPr>
+                  <pic:blipFill>
+                    <a:blip r:embed="rId11" cstate="print"/>
+                    <a:srcRect/>
+                    <a:stretch>
+                      <a:fillRect/>
+                    </a:stretch>
+                  </pic:blipFill>
+                  <pic:spPr bwMode="auto">
+                    <a:xfrm>
+                      <a:off x="0" y="0"/>
+                      <a:ext cx="5940425" cy="1908676"/>
+                    </a:xfrm>
+                    <a:prstGeom prst="rect">
+                      <a:avLst/>
+                    </a:prstGeom>
+                    <a:noFill/>
+                    <a:ln w="9525">
+                      <a:noFill/>
+                      <a:miter lim="800000"/>
+                      <a:headEnd/>
+                      <a:tailEnd/>
+                    </a:ln>
+                  </pic:spPr>
+                </pic:pic>
+              </a:graphicData>
+            </a:graphic>
+          </wp:inline>
+        </w:drawing>
+      </w:r>
+    </w:p>
+    <w:p>
+      <w:pPr>
+        <w:rPr>
+          <w:lang w:eastAsia="ru-RU"/>
+        </w:rPr>
+      </w:pPr>
+      <w:r>
+        <w:rPr>
+          <w:lang w:eastAsia="ru-RU"/>
+        </w:rPr>
+        <w:t>Упражнение 4</w:t>
+      </w:r>
+    </w:p>
+    <w:p>
+      <w:pPr>
+        <w:rPr>
+          <w:lang w:eastAsia="ru-RU"/>
+        </w:rPr>
+      </w:pPr>
+      <w:r>
+        <w:rPr>
+          <w:noProof/>
+          <w:lang w:eastAsia="ru-RU"/>
+        </w:rPr>
+        <w:drawing>
+          <wp:inline distT="0" distB="0" distL="0" distR="0">
+            <wp:extent cx="5940425" cy="4027639"/>
+            <wp:effectExtent l="19050" t="0" r="3175" b="0"/>
+            <wp:docPr id="3" name="Рисунок 1"/>
+            <wp:cNvGraphicFramePr>
+              <a:graphicFrameLocks xmlns:a="http://schemas.openxmlformats.org/drawingml/2006/main" noChangeAspect="1"/>
+            </wp:cNvGraphicFramePr>
+            <a:graphic xmlns:a="http://schemas.openxmlformats.org/drawingml/2006/main">
+              <a:graphicData uri="http://schemas.openxmlformats.org/drawingml/2006/picture">
+                <pic:pic xmlns:pic="http://schemas.openxmlformats.org/drawingml/2006/picture">
+                  <pic:nvPicPr>
+                    <pic:cNvPr id="0" name="Picture 1"/>
+                    <pic:cNvPicPr>
+                      <a:picLocks noChangeAspect="1" noChangeArrowheads="1"/>
+                    </pic:cNvPicPr>
+                  </pic:nvPicPr>
+                  <pic:blipFill>
+                    <a:blip r:embed="rId12" cstate="print"/>
+                    <a:srcRect/>
+                    <a:stretch>
+                      <a:fillRect/>
+                    </a:stretch>
+                  </pic:blipFill>
+                  <pic:spPr bwMode="auto">
+                    <a:xfrm>
+                      <a:off x="0" y="0"/>
+                      <a:ext cx="5940425" cy="4027639"/>
+                    </a:xfrm>
+                    <a:prstGeom prst="rect">
+                      <a:avLst/>
+                    </a:prstGeom>
+                    <a:noFill/>
+                    <a:ln w="9525">
+                      <a:noFill/>
+                      <a:miter lim="800000"/>
+                      <a:headEnd/>
+                      <a:tailEnd/>
+                    </a:ln>
+                  </pic:spPr>
+                </pic:pic>
+              </a:graphicData>
+            </a:graphic>
+          </wp:inline>
+        </w:drawing>
+      </w:r>
+    </w:p>
+    <w:p>
+      <w:pPr>
+        <w:rPr>
+          <w:lang w:val="en-US" w:eastAsia="ru-RU"/>
+        </w:rPr>
+      </w:pPr>
+      <w:r>
+        <w:rPr>
+          <w:lang w:eastAsia="ru-RU"/>
+        </w:rPr>
+        <w:t>Результат:</w:t>
+      </w:r>
+    </w:p>
+    <w:p>
+      <w:pPr>
+        <w:rPr>
+          <w:lang w:val="en-US" w:eastAsia="ru-RU"/>
+        </w:rPr>
+      </w:pPr>
+      <w:r>
+        <w:rPr>
+          <w:noProof/>
+          <w:lang w:eastAsia="ru-RU"/>
+        </w:rPr>
+        <w:drawing>
+          <wp:inline distT="0" distB="0" distL="0" distR="0">
+            <wp:extent cx="4323715" cy="1437640"/>
+            <wp:effectExtent l="19050" t="0" r="635" b="0"/>
+            <wp:docPr id="5" name="Рисунок 4"/>
+            <wp:cNvGraphicFramePr>
+              <a:graphicFrameLocks xmlns:a="http://schemas.openxmlformats.org/drawingml/2006/main" noChangeAspect="1"/>
+            </wp:cNvGraphicFramePr>
+            <a:graphic xmlns:a="http://schemas.openxmlformats.org/drawingml/2006/main">
+              <a:graphicData uri="http://schemas.openxmlformats.org/drawingml/2006/picture">
+                <pic:pic xmlns:pic="http://schemas.openxmlformats.org/drawingml/2006/picture">
+                  <pic:nvPicPr>
+                    <pic:cNvPr id="0" name="Picture 4"/>
+                    <pic:cNvPicPr>
+                      <a:picLocks noChangeAspect="1" noChangeArrowheads="1"/>
+                    </pic:cNvPicPr>
+                  </pic:nvPicPr>
+                  <pic:blipFill>
+                    <a:blip r:embed="rId13" cstate="print"/>
+                    <a:srcRect/>
+                    <a:stretch>
+                      <a:fillRect/>
+                    </a:stretch>
+                  </pic:blipFill>
+                  <pic:spPr bwMode="auto">
+                    <a:xfrm>
+                      <a:off x="0" y="0"/>
+                      <a:ext cx="4323715" cy="1437640"/>
+                    </a:xfrm>
+                    <a:prstGeom prst="rect">
+                      <a:avLst/>
+                    </a:prstGeom>
+                    <a:noFill/>
+                    <a:ln w="9525">
+                      <a:noFill/>
+                      <a:miter lim="800000"/>
+                      <a:headEnd/>
+                      <a:tailEnd/>
+                    </a:ln>
+                  </pic:spPr>
+                </pic:pic>
+              </a:graphicData>
+            </a:graphic>
+          </wp:inline>
+        </w:drawing>
+      </w:r>
+    </w:p>
+    <w:p>
+      <w:pPr>
+        <w:rPr>
+          <w:lang w:eastAsia="ru-RU"/>
+        </w:rPr>
+      </w:pPr>
+    </w:p>
+    <w:p>
+      <w:pPr>
+        <w:rPr>
+          <w:lang w:val="en-US" w:eastAsia="ru-RU"/>
+        </w:rPr>
+      </w:pPr>
+      <w:r>
+        <w:rPr>
+          <w:lang w:eastAsia="ru-RU"/>
+        </w:rPr>
+        <w:lastRenderedPageBreak/>
+        <w:t>Упражнение 5</w:t>
+      </w:r>
+    </w:p>
+    <w:p>
+      <w:pPr>
+        <w:rPr>
+          <w:lang w:val="en-US" w:eastAsia="ru-RU"/>
+        </w:rPr>
+      </w:pPr>
+      <w:r>
+        <w:rPr>
+          <w:noProof/>
+          <w:lang w:eastAsia="ru-RU"/>
+        </w:rPr>
+        <w:drawing>
+          <wp:inline distT="0" distB="0" distL="0" distR="0">
+            <wp:extent cx="5940425" cy="4874040"/>
+            <wp:effectExtent l="19050" t="0" r="3175" b="0"/>
+            <wp:docPr id="6" name="Рисунок 7"/>
+            <wp:cNvGraphicFramePr>
+              <a:graphicFrameLocks xmlns:a="http://schemas.openxmlformats.org/drawingml/2006/main" noChangeAspect="1"/>
+            </wp:cNvGraphicFramePr>
+            <a:graphic xmlns:a="http://schemas.openxmlformats.org/drawingml/2006/main">
+              <a:graphicData uri="http://schemas.openxmlformats.org/drawingml/2006/picture">
+                <pic:pic xmlns:pic="http://schemas.openxmlformats.org/drawingml/2006/picture">
+                  <pic:nvPicPr>
+                    <pic:cNvPr id="0" name="Picture 7"/>
+                    <pic:cNvPicPr>
+                      <a:picLocks noChangeAspect="1" noChangeArrowheads="1"/>
+                    </pic:cNvPicPr>
+                  </pic:nvPicPr>
+                  <pic:blipFill>
+                    <a:blip r:embed="rId14" cstate="print"/>
+                    <a:srcRect/>
+                    <a:stretch>
+                      <a:fillRect/>
+                    </a:stretch>
+                  </pic:blipFill>
+                  <pic:spPr bwMode="auto">
+                    <a:xfrm>
+                      <a:off x="0" y="0"/>
+                      <a:ext cx="5940425" cy="4874040"/>
+                    </a:xfrm>
+                    <a:prstGeom prst="rect">
+                      <a:avLst/>
+                    </a:prstGeom>
+                    <a:noFill/>
+                    <a:ln w="9525">
+                      <a:noFill/>
+                      <a:miter lim="800000"/>
+                      <a:headEnd/>
+                      <a:tailEnd/>
+                    </a:ln>
+                  </pic:spPr>
+                </pic:pic>
+              </a:graphicData>
+            </a:graphic>
+          </wp:inline>
+        </w:drawing>
+      </w:r>
+    </w:p>
+    <w:p>
+      <w:pPr>
+        <w:rPr>
+          <w:lang w:val="en-US" w:eastAsia="ru-RU"/>
+        </w:rPr>
+      </w:pPr>
+      <w:r>
+        <w:rPr>
+          <w:lang w:eastAsia="ru-RU"/>
+        </w:rPr>
+        <w:t>Результат:</w:t>
+      </w:r>
+    </w:p>
+    <w:p>
+      <w:pPr>
+        <w:rPr>
+          <w:lang w:val="en-US" w:eastAsia="ru-RU"/>
+        </w:rPr>
+      </w:pPr>
+      <w:r>
+        <w:rPr>
+          <w:noProof/>
+          <w:lang w:eastAsia="ru-RU"/>
+        </w:rPr>
+        <w:drawing>
+          <wp:inline distT="0" distB="0" distL="0" distR="0">
+            <wp:extent cx="5940425" cy="1980142"/>
+            <wp:effectExtent l="19050" t="0" r="3175" b="0"/>
+            <wp:docPr id="8" name="Рисунок 10"/>
+            <wp:cNvGraphicFramePr>
+              <a:graphicFrameLocks xmlns:a="http://schemas.openxmlformats.org/drawingml/2006/main" noChangeAspect="1"/>
+            </wp:cNvGraphicFramePr>
+            <a:graphic xmlns:a="http://schemas.openxmlformats.org/drawingml/2006/main">
+              <a:graphicData uri="http://schemas.openxmlformats.org/drawingml/2006/picture">
+                <pic:pic xmlns:pic="http://schemas.openxmlformats.org/drawingml/2006/picture">
+                  <pic:nvPicPr>
+                    <pic:cNvPr id="0" name="Picture 10"/>
+                    <pic:cNvPicPr>
+                      <a:picLocks noChangeAspect="1" noChangeArrowheads="1"/>
+                    </pic:cNvPicPr>
+                  </pic:nvPicPr>
+                  <pic:blipFill>
+                    <a:blip r:embed="rId15" cstate="print"/>
+                    <a:srcRect/>
+                    <a:stretch>
+                      <a:fillRect/>
+                    </a:stretch>
+                  </pic:blipFill>
+                  <pic:spPr bwMode="auto">
+                    <a:xfrm>
+                      <a:off x="0" y="0"/>
+                      <a:ext cx="5940425" cy="1980142"/>
+                    </a:xfrm>
+                    <a:prstGeom prst="rect">
+                      <a:avLst/>
+                    </a:prstGeom>
+                    <a:noFill/>
+                    <a:ln w="9525">
+                      <a:noFill/>
+                      <a:miter lim="800000"/>
+                      <a:headEnd/>
+                      <a:tailEnd/>
+                    </a:ln>
+                  </pic:spPr>
+                </pic:pic>
+              </a:graphicData>
+            </a:graphic>
+          </wp:inline>
+        </w:drawing>
+      </w:r>
+    </w:p>
+    <w:p>
+      <w:pPr>
+        <w:rPr>
+          <w:lang w:eastAsia="ru-RU"/>
+        </w:rPr>
+      </w:pPr>
+    </w:p>
+    <w:p>
+      <w:pPr>
+        <w:rPr>
+          <w:lang w:eastAsia="ru-RU"/>
+        </w:rPr>
+      </w:pPr>
+    </w:p>
+    <w:p>
+      <w:pPr>
+        <w:rPr>
+          <w:lang w:eastAsia="ru-RU"/>
+        </w:rPr>
+      </w:pPr>
+    </w:p>
+    <w:p>
+      <w:pPr>
+        <w:rPr>
+          <w:lang w:eastAsia="ru-RU"/>
+        </w:rPr>
+      </w:pPr>
+    </w:p>
+    <w:p>
+      <w:pPr>
+        <w:rPr>
+          <w:lang w:val="en-US" w:eastAsia="ru-RU"/>
+        </w:rPr>
+      </w:pPr>
+      <w:r>
+        <w:rPr>
+          <w:lang w:eastAsia="ru-RU"/>
+        </w:rPr>
+        <w:lastRenderedPageBreak/>
+        <w:t>Упражнение 6</w:t>
+      </w:r>
+    </w:p>
+    <w:p>
+      <w:pPr>
+        <w:rPr>
+          <w:lang w:val="en-US" w:eastAsia="ru-RU"/>
+        </w:rPr>
+      </w:pPr>
+      <w:r>
+        <w:rPr>
+          <w:noProof/>
+          <w:lang w:eastAsia="ru-RU"/>
+        </w:rPr>
+        <w:drawing>
+          <wp:inline distT="0" distB="0" distL="0" distR="0">
+            <wp:extent cx="5940425" cy="3563673"/>
+            <wp:effectExtent l="19050" t="0" r="3175" b="0"/>
+            <wp:docPr id="9" name="Рисунок 13"/>
+            <wp:cNvGraphicFramePr>
+              <a:graphicFrameLocks xmlns:a="http://schemas.openxmlformats.org/drawingml/2006/main" noChangeAspect="1"/>
+            </wp:cNvGraphicFramePr>
+            <a:graphic xmlns:a="http://schemas.openxmlformats.org/drawingml/2006/main">
+              <a:graphicData uri="http://schemas.openxmlformats.org/drawingml/2006/picture">
+                <pic:pic xmlns:pic="http://schemas.openxmlformats.org/drawingml/2006/picture">
+                  <pic:nvPicPr>
+                    <pic:cNvPr id="0" name="Picture 13"/>
+                    <pic:cNvPicPr>
+                      <a:picLocks noChangeAspect="1" noChangeArrowheads="1"/>
+                    </pic:cNvPicPr>
+                  </pic:nvPicPr>
+                  <pic:blipFill>
+                    <a:blip r:embed="rId16" cstate="print"/>
+                    <a:srcRect/>
+                    <a:stretch>
+                      <a:fillRect/>
+                    </a:stretch>
+                  </pic:blipFill>
+                  <pic:spPr bwMode="auto">
+                    <a:xfrm>
+                      <a:off x="0" y="0"/>
+                      <a:ext cx="5940425" cy="3563673"/>
+                    </a:xfrm>
+                    <a:prstGeom prst="rect">
+                      <a:avLst/>
+                    </a:prstGeom>
+                    <a:noFill/>
+                    <a:ln w="9525">
+                      <a:noFill/>
+                      <a:miter lim="800000"/>
+                      <a:headEnd/>
+                      <a:tailEnd/>
+                    </a:ln>
+                  </pic:spPr>
+                </pic:pic>
+              </a:graphicData>
+            </a:graphic>
+          </wp:inline>
+        </w:drawing>
+      </w:r>
+    </w:p>
+    <w:p>
+      <w:pPr>
+        <w:rPr>
+          <w:lang w:val="en-US" w:eastAsia="ru-RU"/>
+        </w:rPr>
+      </w:pPr>
+      <w:r>
+        <w:rPr>
+          <w:lang w:eastAsia="ru-RU"/>
+        </w:rPr>
+        <w:t>Результат:</w:t>
+      </w:r>
+    </w:p>
+    <w:p>
+      <w:pPr>
+        <w:rPr>
+          <w:lang w:val="en-US" w:eastAsia="ru-RU"/>
+        </w:rPr>
+      </w:pPr>
+      <w:r>
+        <w:rPr>
+          <w:noProof/>
+          <w:lang w:eastAsia="ru-RU"/>
+        </w:rPr>
+        <w:drawing>
+          <wp:inline distT="0" distB="0" distL="0" distR="0">
+            <wp:extent cx="5702935" cy="2896235"/>
+            <wp:effectExtent l="19050" t="0" r="0" b="0"/>
+            <wp:docPr id="11" name="Рисунок 16"/>
+            <wp:cNvGraphicFramePr>
+              <a:graphicFrameLocks xmlns:a="http://schemas.openxmlformats.org/drawingml/2006/main" noChangeAspect="1"/>
+            </wp:cNvGraphicFramePr>
+            <a:graphic xmlns:a="http://schemas.openxmlformats.org/drawingml/2006/main">
+              <a:graphicData uri="http://schemas.openxmlformats.org/drawingml/2006/picture">
+                <pic:pic xmlns:pic="http://schemas.openxmlformats.org/drawingml/2006/picture">
+                  <pic:nvPicPr>
+                    <pic:cNvPr id="0" name="Picture 16"/>
+                    <pic:cNvPicPr>
+                      <a:picLocks noChangeAspect="1" noChangeArrowheads="1"/>
+                    </pic:cNvPicPr>
+                  </pic:nvPicPr>
+                  <pic:blipFill>
+                    <a:blip r:embed="rId17" cstate="print"/>
+                    <a:srcRect/>
+                    <a:stretch>
+                      <a:fillRect/>
+                    </a:stretch>
+                  </pic:blipFill>
+                  <pic:spPr bwMode="auto">
+                    <a:xfrm>
+                      <a:off x="0" y="0"/>
+                      <a:ext cx="5702935" cy="2896235"/>
+                    </a:xfrm>
+                    <a:prstGeom prst="rect">
+                      <a:avLst/>
+                    </a:prstGeom>
+                    <a:noFill/>
+                    <a:ln w="9525">
+                      <a:noFill/>
+                      <a:miter lim="800000"/>
+                      <a:headEnd/>
+                      <a:tailEnd/>
+                    </a:ln>
+                  </pic:spPr>
+                </pic:pic>
+              </a:graphicData>
+            </a:graphic>
+          </wp:inline>
+        </w:drawing>
+      </w:r>
+    </w:p>
+    <w:p>
+      <w:pPr>
+        <w:rPr>
+          <w:lang w:eastAsia="ru-RU"/>
+        </w:rPr>
+      </w:pPr>
+    </w:p>
+    <w:p>
+      <w:pPr>
+        <w:rPr>
+          <w:lang w:eastAsia="ru-RU"/>
+        </w:rPr>
+      </w:pPr>
+    </w:p>
+    <w:p>
+      <w:pPr>
+        <w:rPr>
+          <w:lang w:eastAsia="ru-RU"/>
+        </w:rPr>
+      </w:pPr>
+    </w:p>
+    <w:p>
+      <w:pPr>
+        <w:rPr>
+          <w:lang w:eastAsia="ru-RU"/>
+        </w:rPr>
+      </w:pPr>
+    </w:p>
+    <w:p>
+      <w:pPr>
+        <w:rPr>
+          <w:lang w:eastAsia="ru-RU"/>
+        </w:rPr>
+      </w:pPr>
+    </w:p>
+    <w:p>
+      <w:pPr>
+        <w:rPr>
+          <w:lang w:val="en-US" w:eastAsia="ru-RU"/>
+        </w:rPr>
+      </w:pPr>
+      <w:r>
+        <w:rPr>
+          <w:lang w:eastAsia="ru-RU"/>
+        </w:rPr>
+        <w:lastRenderedPageBreak/>
+        <w:t>Упражнение 7</w:t>
+      </w:r>
+    </w:p>
+    <w:p>
+      <w:pPr>
+        <w:rPr>
+          <w:lang w:val="en-US" w:eastAsia="ru-RU"/>
+        </w:rPr>
+      </w:pPr>
+      <w:r>
+        <w:rPr>
+          <w:noProof/>
+          <w:lang w:eastAsia="ru-RU"/>
+        </w:rPr>
+        <w:drawing>
+          <wp:inline distT="0" distB="0" distL="0" distR="0">
+            <wp:extent cx="5940425" cy="4934020"/>
+            <wp:effectExtent l="19050" t="0" r="3175" b="0"/>
+            <wp:docPr id="19" name="Рисунок 19"/>
+            <wp:cNvGraphicFramePr>
+              <a:graphicFrameLocks xmlns:a="http://schemas.openxmlformats.org/drawingml/2006/main" noChangeAspect="1"/>
+            </wp:cNvGraphicFramePr>
+            <a:graphic xmlns:a="http://schemas.openxmlformats.org/drawingml/2006/main">
+              <a:graphicData uri="http://schemas.openxmlformats.org/drawingml/2006/picture">
+                <pic:pic xmlns:pic="http://schemas.openxmlformats.org/drawingml/2006/picture">
+                  <pic:nvPicPr>
+                    <pic:cNvPr id="0" name="Picture 19"/>
+                    <pic:cNvPicPr>
+                      <a:picLocks noChangeAspect="1" noChangeArrowheads="1"/>
+                    </pic:cNvPicPr>
+                  </pic:nvPicPr>
+                  <pic:blipFill>
+                    <a:blip r:embed="rId18" cstate="print"/>
+                    <a:srcRect/>
+                    <a:stretch>
+                      <a:fillRect/>
+                    </a:stretch>
+                  </pic:blipFill>
+                  <pic:spPr bwMode="auto">
+                    <a:xfrm>
+                      <a:off x="0" y="0"/>
+                      <a:ext cx="5940425" cy="4934020"/>
+                    </a:xfrm>
+                    <a:prstGeom prst="rect">
+                      <a:avLst/>
+                    </a:prstGeom>
+                    <a:noFill/>
+                    <a:ln w="9525">
+                      <a:noFill/>
+                      <a:miter lim="800000"/>
+                      <a:headEnd/>
+                      <a:tailEnd/>
+                    </a:ln>
+                  </pic:spPr>
+                </pic:pic>
+              </a:graphicData>
+            </a:graphic>
+          </wp:inline>
+        </w:drawing>
+      </w:r>
+    </w:p>
+    <w:p>
+      <w:pPr>
+        <w:rPr>
+          <w:lang w:val="en-US" w:eastAsia="ru-RU"/>
+        </w:rPr>
+      </w:pPr>
+      <w:r>
+        <w:rPr>
+          <w:lang w:eastAsia="ru-RU"/>
+        </w:rPr>
+        <w:t>Результат:</w:t>
+      </w:r>
+    </w:p>
+    <w:p>
+      <w:pPr>
+        <w:rPr>
+          <w:lang w:val="en-US" w:eastAsia="ru-RU"/>
+        </w:rPr>
+      </w:pPr>
+      <w:r>
+        <w:rPr>
+          <w:noProof/>
+          <w:lang w:eastAsia="ru-RU"/>
+        </w:rPr>
+        <w:drawing>
+          <wp:inline distT="0" distB="0" distL="0" distR="0">
+            <wp:extent cx="4526522" cy="2946775"/>
+            <wp:effectExtent l="19050" t="0" r="7378" b="0"/>
+            <wp:docPr id="22" name="Рисунок 22"/>
+            <wp:cNvGraphicFramePr>
+              <a:graphicFrameLocks xmlns:a="http://schemas.openxmlformats.org/drawingml/2006/main" noChangeAspect="1"/>
+            </wp:cNvGraphicFramePr>
+            <a:graphic xmlns:a="http://schemas.openxmlformats.org/drawingml/2006/main">
+              <a:graphicData uri="http://schemas.openxmlformats.org/drawingml/2006/picture">
+                <pic:pic xmlns:pic="http://schemas.openxmlformats.org/drawingml/2006/picture">
+                  <pic:nvPicPr>
+                    <pic:cNvPr id="0" name="Picture 22"/>
+                    <pic:cNvPicPr>
+                      <a:picLocks noChangeAspect="1" noChangeArrowheads="1"/>
+                    </pic:cNvPicPr>
+                  </pic:nvPicPr>
+                  <pic:blipFill>
+                    <a:blip r:embed="rId19" cstate="print"/>
+                    <a:srcRect/>
+                    <a:stretch>
+                      <a:fillRect/>
+                    </a:stretch>
+                  </pic:blipFill>
+                  <pic:spPr bwMode="auto">
+                    <a:xfrm>
+                      <a:off x="0" y="0"/>
+                      <a:ext cx="4526688" cy="2946883"/>
+                    </a:xfrm>
+                    <a:prstGeom prst="rect">
+                      <a:avLst/>
+                    </a:prstGeom>
+                    <a:noFill/>
+                    <a:ln w="9525">
+                      <a:noFill/>
+                      <a:miter lim="800000"/>
+                      <a:headEnd/>
+                      <a:tailEnd/>
+                    </a:ln>
+                  </pic:spPr>
+                </pic:pic>
+              </a:graphicData>
+            </a:graphic>
+          </wp:inline>
+        </w:drawing>
+      </w:r>
+    </w:p>
+    <w:p>
+      <w:pPr>
+        <w:shd w:val="clear" w:color="auto" w:fill="FFFFFF"/>
+        <w:spacing w:after="0" w:line="240" w:lineRule="auto"/>
+        <w:rPr>
+          <w:rFonts w:eastAsia="Times New Roman" w:cs="Times New Roman"/>
+          <w:color w:val="34343C"/>
+          <w:szCs w:val="28"/>
+          <w:lang w:eastAsia="ru-RU"/>
+        </w:rPr>
+      </w:pPr>
+    </w:p>
+    <w:p>
+      <w:pPr>
+        <w:rPr>
+          <w:rFonts w:cs="Times New Roman"/>
           <w:szCs w:val="28"/>
         </w:rPr>
       </w:pPr>
@@ -373,7 +2290,7 @@
     <w:lsdException w:name="Subtitle" w:semiHidden="0" w:uiPriority="11" w:unhideWhenUsed="0" w:qFormat="1"/>
     <w:lsdException w:name="Strong" w:semiHidden="0" w:uiPriority="22" w:unhideWhenUsed="0" w:qFormat="1"/>
     <w:lsdException w:name="Emphasis" w:semiHidden="0" w:uiPriority="20" w:unhideWhenUsed="0" w:qFormat="1"/>
-    <w:lsdException w:name="Table Grid" w:semiHidden="0" w:uiPriority="59" w:unhideWhenUsed="0"/>
+    <w:lsdException w:name="Table Grid" w:semiHidden="0" w:uiPriority="39" w:unhideWhenUsed="0"/>
     <w:lsdException w:name="Placeholder Text" w:unhideWhenUsed="0"/>
     <w:lsdException w:name="No Spacing" w:semiHidden="0" w:uiPriority="1" w:unhideWhenUsed="0" w:qFormat="1"/>
     <w:lsdException w:name="Light Shading" w:semiHidden="0" w:uiPriority="60" w:unhideWhenUsed="0"/>
@@ -489,7 +2406,34 @@
   <w:style w:type="paragraph" w:default="1" w:styleId="a">
     <w:name w:val="Normal"/>
     <w:qFormat/>
-    <w:rsid w:val="0049630A"/>
+    <w:rsid w:val="00D51777"/>
+    <w:rPr>
+      <w:rFonts w:ascii="Times New Roman" w:hAnsi="Times New Roman"/>
+      <w:sz w:val="28"/>
+    </w:rPr>
+  </w:style>
+  <w:style w:type="paragraph" w:styleId="1">
+    <w:name w:val="heading 1"/>
+    <w:basedOn w:val="a"/>
+    <w:next w:val="a"/>
+    <w:link w:val="10"/>
+    <w:uiPriority w:val="9"/>
+    <w:qFormat/>
+    <w:rsid w:val="00BD1438"/>
+    <w:pPr>
+      <w:keepNext/>
+      <w:keepLines/>
+      <w:spacing w:before="480" w:after="0"/>
+      <w:jc w:val="center"/>
+      <w:outlineLvl w:val="0"/>
+    </w:pPr>
+    <w:rPr>
+      <w:rFonts w:eastAsiaTheme="majorEastAsia" w:cstheme="majorBidi"/>
+      <w:b/>
+      <w:bCs/>
+      <w:sz w:val="36"/>
+      <w:szCs w:val="28"/>
+    </w:rPr>
   </w:style>
   <w:style w:type="character" w:default="1" w:styleId="a0">
     <w:name w:val="Default Paragraph Font"/>
@@ -518,6 +2462,123 @@
     <w:uiPriority w:val="99"/>
     <w:semiHidden/>
     <w:unhideWhenUsed/>
+  </w:style>
+  <w:style w:type="table" w:styleId="a3">
+    <w:name w:val="Table Grid"/>
+    <w:basedOn w:val="a1"/>
+    <w:uiPriority w:val="39"/>
+    <w:rsid w:val="00BD1438"/>
+    <w:pPr>
+      <w:spacing w:after="0" w:line="240" w:lineRule="auto"/>
+    </w:pPr>
+    <w:rPr>
+      <w:kern w:val="2"/>
+      <w:sz w:val="24"/>
+      <w:szCs w:val="24"/>
+    </w:rPr>
+    <w:tblPr>
+      <w:tblInd w:w="0" w:type="dxa"/>
+      <w:tblBorders>
+        <w:top w:val="single" w:sz="4" w:space="0" w:color="auto"/>
+        <w:left w:val="single" w:sz="4" w:space="0" w:color="auto"/>
+        <w:bottom w:val="single" w:sz="4" w:space="0" w:color="auto"/>
+        <w:right w:val="single" w:sz="4" w:space="0" w:color="auto"/>
+        <w:insideH w:val="single" w:sz="4" w:space="0" w:color="auto"/>
+        <w:insideV w:val="single" w:sz="4" w:space="0" w:color="auto"/>
+      </w:tblBorders>
+      <w:tblCellMar>
+        <w:top w:w="0" w:type="dxa"/>
+        <w:left w:w="108" w:type="dxa"/>
+        <w:bottom w:w="0" w:type="dxa"/>
+        <w:right w:w="108" w:type="dxa"/>
+      </w:tblCellMar>
+    </w:tblPr>
+  </w:style>
+  <w:style w:type="paragraph" w:styleId="a4">
+    <w:name w:val="Balloon Text"/>
+    <w:basedOn w:val="a"/>
+    <w:link w:val="a5"/>
+    <w:uiPriority w:val="99"/>
+    <w:semiHidden/>
+    <w:unhideWhenUsed/>
+    <w:rsid w:val="00BD1438"/>
+    <w:pPr>
+      <w:spacing w:after="0" w:line="240" w:lineRule="auto"/>
+    </w:pPr>
+    <w:rPr>
+      <w:rFonts w:ascii="Tahoma" w:hAnsi="Tahoma" w:cs="Tahoma"/>
+      <w:sz w:val="16"/>
+      <w:szCs w:val="16"/>
+    </w:rPr>
+  </w:style>
+  <w:style w:type="character" w:customStyle="1" w:styleId="a5">
+    <w:name w:val="Текст выноски Знак"/>
+    <w:basedOn w:val="a0"/>
+    <w:link w:val="a4"/>
+    <w:uiPriority w:val="99"/>
+    <w:semiHidden/>
+    <w:rsid w:val="00BD1438"/>
+    <w:rPr>
+      <w:rFonts w:ascii="Tahoma" w:hAnsi="Tahoma" w:cs="Tahoma"/>
+      <w:sz w:val="16"/>
+      <w:szCs w:val="16"/>
+    </w:rPr>
+  </w:style>
+  <w:style w:type="character" w:customStyle="1" w:styleId="10">
+    <w:name w:val="Заголовок 1 Знак"/>
+    <w:basedOn w:val="a0"/>
+    <w:link w:val="1"/>
+    <w:uiPriority w:val="9"/>
+    <w:rsid w:val="00BD1438"/>
+    <w:rPr>
+      <w:rFonts w:ascii="Times New Roman" w:eastAsiaTheme="majorEastAsia" w:hAnsi="Times New Roman" w:cstheme="majorBidi"/>
+      <w:b/>
+      <w:bCs/>
+      <w:sz w:val="36"/>
+      <w:szCs w:val="28"/>
+    </w:rPr>
+  </w:style>
+  <w:style w:type="paragraph" w:styleId="a6">
+    <w:name w:val="TOC Heading"/>
+    <w:basedOn w:val="1"/>
+    <w:next w:val="a"/>
+    <w:uiPriority w:val="39"/>
+    <w:semiHidden/>
+    <w:unhideWhenUsed/>
+    <w:qFormat/>
+    <w:rsid w:val="00F1524A"/>
+    <w:pPr>
+      <w:jc w:val="left"/>
+      <w:outlineLvl w:val="9"/>
+    </w:pPr>
+    <w:rPr>
+      <w:rFonts w:asciiTheme="majorHAnsi" w:hAnsiTheme="majorHAnsi"/>
+      <w:color w:val="365F91" w:themeColor="accent1" w:themeShade="BF"/>
+      <w:sz w:val="28"/>
+    </w:rPr>
+  </w:style>
+  <w:style w:type="paragraph" w:styleId="11">
+    <w:name w:val="toc 1"/>
+    <w:basedOn w:val="a"/>
+    <w:next w:val="a"/>
+    <w:autoRedefine/>
+    <w:uiPriority w:val="39"/>
+    <w:unhideWhenUsed/>
+    <w:rsid w:val="00F1524A"/>
+    <w:pPr>
+      <w:spacing w:after="100"/>
+    </w:pPr>
+  </w:style>
+  <w:style w:type="character" w:styleId="a7">
+    <w:name w:val="Hyperlink"/>
+    <w:basedOn w:val="a0"/>
+    <w:uiPriority w:val="99"/>
+    <w:unhideWhenUsed/>
+    <w:rsid w:val="00F1524A"/>
+    <w:rPr>
+      <w:color w:val="0000FF" w:themeColor="hyperlink"/>
+      <w:u w:val="single"/>
+    </w:rPr>
   </w:style>
 </w:styles>
 </file>
@@ -803,4 +2864,16 @@
   <a:objectDefaults/>
   <a:extraClrSchemeLst/>
 </a:theme>
+</file>
+
+<file path=customXml/item1.xml><?xml version="1.0" encoding="utf-8"?>
+<b:Sources xmlns:b="http://schemas.openxmlformats.org/officeDocument/2006/bibliography" xmlns="http://schemas.openxmlformats.org/officeDocument/2006/bibliography" SelectedStyle="\APA.XSL" StyleName="APA"/>
+</file>
+
+<file path=customXml/itemProps1.xml><?xml version="1.0" encoding="utf-8"?>
+<ds:datastoreItem xmlns:ds="http://schemas.openxmlformats.org/officeDocument/2006/customXml" ds:itemID="{CC75A82F-5752-432A-85BE-4E8AEAD4B47E}">
+  <ds:schemaRefs>
+    <ds:schemaRef ds:uri="http://schemas.openxmlformats.org/officeDocument/2006/bibliography"/>
+  </ds:schemaRefs>
+</ds:datastoreItem>
 </file>